--- a/Project_Planning_and_System_Design/Documents/MVP/MVP_GroupG_EcosystemApp_Activity2.docx
+++ b/Project_Planning_and_System_Design/Documents/MVP/MVP_GroupG_EcosystemApp_Activity2.docx
@@ -64,12 +64,7 @@
     </w:p>
     <w:p>
       <w:r>
-        <w:t>The purpose of defining an MVP is to identify the core system features required to demonstrate the main learning interaction of the application, while keeping the development scope manageable for the project timeline.</w:t>
-      </w:r>
-    </w:p>
-    <w:p>
-      <w:r>
-        <w:t>For this project, the MVP focuses on allowing students to explore a freshwater ecosystem, discover animals through interaction, and learn basic ecological information in a simple and engaging way.</w:t>
+        <w:t>The purpose of defining an MVP is to identify the core system features required to demonstrate the main learning interaction of the application while keeping the development scope manageable for the project timeline.</w:t>
       </w:r>
     </w:p>
     <w:p>
@@ -79,6 +74,12 @@
           <w:bCs/>
         </w:rPr>
       </w:pPr>
+      <w:r>
+        <w:t>For this project, the MVP focuses on a hint-based interactive discovery game within a freshwater ecosystem, where students identify animals using clues, collect them in a sticker book, and reinforce learning through visual interaction and feedback.</w:t>
+      </w:r>
+      <w:r>
+        <w:br/>
+      </w:r>
     </w:p>
     <w:p>
       <w:pPr>
@@ -97,22 +98,28 @@
     </w:p>
     <w:p>
       <w:r>
-        <w:t>The envisioned MVP for the Ecosystem Discovery Application provides a single interactive freshwater ecosystem environment where students can explore and discover animals.</w:t>
-      </w:r>
-    </w:p>
-    <w:p>
-      <w:r>
-        <w:t>When users enter the ecosystem scene, they will see a visual environment representing a Saskatchewan-inspired freshwater habitat. Animals will appear within their ecological zones such as underwater, near vegetation, or along the shoreline.</w:t>
-      </w:r>
-    </w:p>
-    <w:p>
-      <w:r>
-        <w:t>Users can interact with the ecosystem by clicking on animals. When an animal is selected, the system displays educational information about that species and unlocks a sticker within a digital sticker book.</w:t>
-      </w:r>
-    </w:p>
-    <w:p>
-      <w:r>
-        <w:t>This discovery-based interaction encourages curiosity and supports the Grade 3 Habitats and Communities curriculum.</w:t>
+        <w:t>The envisioned MVP for the Ecosystem Discovery Application provides a single interactive freshwater ecosystem environment combined with a structured game-based learning experience.</w:t>
+      </w:r>
+    </w:p>
+    <w:p>
+      <w:r>
+        <w:t>When users enter the game scene, they see a Saskatchewan-inspired freshwater habitat with animated animals. Instead of freely clicking animals, users interact through a hint-based card syst</w:t>
+      </w:r>
+      <w:r>
+        <w:t>e</w:t>
+      </w:r>
+      <w:r>
+        <w:t>m. Each mystery card represents a hidden animal.</w:t>
+      </w:r>
+    </w:p>
+    <w:p>
+      <w:r>
+        <w:t>The user selects a card, reads progressively revealed hints, and then identifies the correct animal within the ecosystem. Correct identification unlocks the animal in the sticker book, while incorrect attempts reveal additional hints or result in failure.</w:t>
+      </w:r>
+    </w:p>
+    <w:p>
+      <w:r>
+        <w:t>The system also includes a countdown timer to introduce challenge and engagement, along with optional bonus interactions (such as collecting trash for extra time).</w:t>
       </w:r>
     </w:p>
     <w:p>
@@ -122,6 +129,9 @@
           <w:bCs/>
         </w:rPr>
       </w:pPr>
+      <w:r>
+        <w:t>This structured interaction encourages active thinking, curiosity, and engagement while supporting Grade 3 ecosystem learning outcomes.</w:t>
+      </w:r>
     </w:p>
     <w:p>
       <w:pPr>
@@ -156,8 +166,8 @@
         <w:tblLook w:val="04A0" w:firstRow="1" w:lastRow="0" w:firstColumn="1" w:lastColumn="0" w:noHBand="0" w:noVBand="1"/>
       </w:tblPr>
       <w:tblGrid>
-        <w:gridCol w:w="2816"/>
-        <w:gridCol w:w="6515"/>
+        <w:gridCol w:w="2597"/>
+        <w:gridCol w:w="6763"/>
       </w:tblGrid>
       <w:tr>
         <w:trPr>
@@ -221,7 +231,7 @@
           </w:tcPr>
           <w:p>
             <w:r>
-              <w:t>Interactive Ecosystem Scene</w:t>
+              <w:t>Interactive Game Scene</w:t>
             </w:r>
           </w:p>
         </w:tc>
@@ -233,7 +243,7 @@
           </w:tcPr>
           <w:p>
             <w:r>
-              <w:t>A visual freshwater ecosystem representing a Saskatchewan habitat</w:t>
+              <w:t>A visual Saskatchewan freshwater ecosystem with animated animals</w:t>
             </w:r>
           </w:p>
         </w:tc>
@@ -250,7 +260,7 @@
           </w:tcPr>
           <w:p>
             <w:r>
-              <w:t>Clickable Animal Discovery</w:t>
+              <w:t>Hint-Based Discovery System</w:t>
             </w:r>
           </w:p>
         </w:tc>
@@ -262,7 +272,7 @@
           </w:tcPr>
           <w:p>
             <w:r>
-              <w:t>Users can click animals within the ecosystem to discover them</w:t>
+              <w:t>Users select mystery cards and identify animals using progressively revealed hints</w:t>
             </w:r>
           </w:p>
         </w:tc>
@@ -279,7 +289,8 @@
           </w:tcPr>
           <w:p>
             <w:r>
-              <w:t>Animal Information Display</w:t>
+              <w:lastRenderedPageBreak/>
+              <w:t>Timed Gameplay</w:t>
             </w:r>
           </w:p>
         </w:tc>
@@ -291,7 +302,7 @@
           </w:tcPr>
           <w:p>
             <w:r>
-              <w:t>Educational facts appear when an animal is discovered</w:t>
+              <w:t>A countdown timer introduces challenge and engagement during gameplay</w:t>
             </w:r>
           </w:p>
         </w:tc>
@@ -320,7 +331,7 @@
           </w:tcPr>
           <w:p>
             <w:r>
-              <w:t>Each discovered animal unlocks a collectible sticker</w:t>
+              <w:t>Correctly identified animals unlock collectible stickers</w:t>
             </w:r>
           </w:p>
         </w:tc>
@@ -337,8 +348,7 @@
           </w:tcPr>
           <w:p>
             <w:r>
-              <w:lastRenderedPageBreak/>
-              <w:t>Progress Tracking</w:t>
+              <w:t>Hint System</w:t>
             </w:r>
           </w:p>
         </w:tc>
@@ -350,7 +360,7 @@
           </w:tcPr>
           <w:p>
             <w:r>
-              <w:t>Displays the number of animals discovered by the user</w:t>
+              <w:t>Multiple hints are revealed step-by-step for each animal</w:t>
             </w:r>
           </w:p>
         </w:tc>
@@ -367,7 +377,7 @@
           </w:tcPr>
           <w:p>
             <w:r>
-              <w:t>Animal Data Model</w:t>
+              <w:t>Visual Feedback System</w:t>
             </w:r>
           </w:p>
         </w:tc>
@@ -379,7 +389,102 @@
           </w:tcPr>
           <w:p>
             <w:r>
-              <w:t>Animal information stored using JSON or lightweight storage</w:t>
+              <w:t>Correct and incorrect actions trigger animations and visual feedback</w:t>
+            </w:r>
+          </w:p>
+        </w:tc>
+      </w:tr>
+      <w:tr>
+        <w:trPr>
+          <w:tblCellSpacing w:w="15" w:type="dxa"/>
+        </w:trPr>
+        <w:tc>
+          <w:tcPr>
+            <w:tcW w:w="0" w:type="auto"/>
+            <w:vAlign w:val="center"/>
+            <w:hideMark/>
+          </w:tcPr>
+          <w:p>
+            <w:r>
+              <w:t>Bonus Interaction</w:t>
+            </w:r>
+          </w:p>
+        </w:tc>
+        <w:tc>
+          <w:tcPr>
+            <w:tcW w:w="0" w:type="auto"/>
+            <w:vAlign w:val="center"/>
+            <w:hideMark/>
+          </w:tcPr>
+          <w:p>
+            <w:r>
+              <w:t>Users can gain extra time through interactions such as trash collection</w:t>
+            </w:r>
+          </w:p>
+        </w:tc>
+      </w:tr>
+      <w:tr>
+        <w:trPr>
+          <w:tblCellSpacing w:w="15" w:type="dxa"/>
+        </w:trPr>
+        <w:tc>
+          <w:tcPr>
+            <w:tcW w:w="0" w:type="auto"/>
+            <w:vAlign w:val="center"/>
+            <w:hideMark/>
+          </w:tcPr>
+          <w:p>
+            <w:r>
+              <w:t>Educational Video Support</w:t>
+            </w:r>
+          </w:p>
+        </w:tc>
+        <w:tc>
+          <w:tcPr>
+            <w:tcW w:w="0" w:type="auto"/>
+            <w:vAlign w:val="center"/>
+            <w:hideMark/>
+          </w:tcPr>
+          <w:p>
+            <w:r>
+              <w:t>A videos page provides additional learning through embedded educational content</w:t>
+            </w:r>
+          </w:p>
+        </w:tc>
+      </w:tr>
+      <w:tr>
+        <w:trPr>
+          <w:tblCellSpacing w:w="15" w:type="dxa"/>
+        </w:trPr>
+        <w:tc>
+          <w:tcPr>
+            <w:tcW w:w="0" w:type="auto"/>
+            <w:vAlign w:val="center"/>
+            <w:hideMark/>
+          </w:tcPr>
+          <w:p>
+            <w:r>
+              <w:t>Dynamic Animal Data</w:t>
+            </w:r>
+          </w:p>
+        </w:tc>
+        <w:tc>
+          <w:tcPr>
+            <w:tcW w:w="0" w:type="auto"/>
+            <w:vAlign w:val="center"/>
+            <w:hideMark/>
+          </w:tcPr>
+          <w:p>
+            <w:r>
+              <w:t>Animal and hint data are fetched from a backend database (</w:t>
+            </w:r>
+            <w:proofErr w:type="spellStart"/>
+            <w:r>
+              <w:t>Supabase</w:t>
+            </w:r>
+            <w:proofErr w:type="spellEnd"/>
+            <w:r>
+              <w:t>)</w:t>
             </w:r>
           </w:p>
         </w:tc>
@@ -408,17 +513,13 @@
           </w:tcPr>
           <w:p>
             <w:r>
-              <w:t>System structured using Model–View–Controller design</w:t>
+              <w:t>System structured using Model–View–Controller design with modular JavaScript</w:t>
             </w:r>
           </w:p>
         </w:tc>
       </w:tr>
     </w:tbl>
-    <w:p>
-      <w:r>
-        <w:t>These features provide the minimum functionality required to demonstrate the educational experience of the application.</w:t>
-      </w:r>
-    </w:p>
+    <w:p/>
     <w:p>
       <w:pPr>
         <w:rPr>
@@ -443,83 +544,199 @@
       </w:r>
     </w:p>
     <w:p>
-      <w:r>
-        <w:t>The diagram below illustrates the core interaction flow of the MVP system.</w:t>
-      </w:r>
-    </w:p>
-    <w:p>
+      <w:pPr>
+        <w:spacing w:after="0"/>
+      </w:pPr>
       <w:r>
         <w:t>User Opens Website</w:t>
       </w:r>
-      <w:r>
-        <w:br/>
+    </w:p>
+    <w:p>
+      <w:pPr>
+        <w:spacing w:after="0"/>
+      </w:pPr>
+      <w:r>
         <w:t xml:space="preserve">        ↓</w:t>
       </w:r>
-      <w:r>
-        <w:br/>
+    </w:p>
+    <w:p>
+      <w:pPr>
+        <w:spacing w:after="0"/>
+      </w:pPr>
+      <w:r>
         <w:t>Home / Start Screen</w:t>
       </w:r>
-      <w:r>
-        <w:br/>
+    </w:p>
+    <w:p>
+      <w:pPr>
+        <w:spacing w:after="0"/>
+      </w:pPr>
+      <w:r>
         <w:t xml:space="preserve">        ↓</w:t>
       </w:r>
-      <w:r>
-        <w:br/>
-        <w:t>Enter Ecosystem Scene</w:t>
-      </w:r>
-      <w:r>
-        <w:br/>
+    </w:p>
+    <w:p>
+      <w:pPr>
+        <w:spacing w:after="0"/>
+      </w:pPr>
+      <w:r>
+        <w:t>Enter Game Page</w:t>
+      </w:r>
+    </w:p>
+    <w:p>
+      <w:pPr>
+        <w:spacing w:after="0"/>
+      </w:pPr>
+      <w:r>
         <w:t xml:space="preserve">        ↓</w:t>
       </w:r>
-      <w:r>
-        <w:br/>
-        <w:t>User Clicks Animal</w:t>
-      </w:r>
-      <w:r>
-        <w:br/>
+    </w:p>
+    <w:p>
+      <w:pPr>
+        <w:spacing w:after="0"/>
+      </w:pPr>
+      <w:r>
+        <w:t>User Presses Start</w:t>
+      </w:r>
+    </w:p>
+    <w:p>
+      <w:pPr>
+        <w:spacing w:after="0"/>
+      </w:pPr>
+      <w:r>
         <w:t xml:space="preserve">        ↓</w:t>
       </w:r>
-      <w:r>
-        <w:br/>
-        <w:t>Animal Information Displayed</w:t>
-      </w:r>
-      <w:r>
-        <w:br/>
+    </w:p>
+    <w:p>
+      <w:pPr>
+        <w:spacing w:after="0"/>
+      </w:pPr>
+      <w:r>
+        <w:t>Timer Begins (120 seconds)</w:t>
+      </w:r>
+    </w:p>
+    <w:p>
+      <w:pPr>
+        <w:spacing w:after="0"/>
+      </w:pPr>
+      <w:r>
         <w:t xml:space="preserve">        ↓</w:t>
       </w:r>
-      <w:r>
-        <w:br/>
-        <w:t>Sticker Unlocked</w:t>
-      </w:r>
-      <w:r>
-        <w:br/>
+    </w:p>
+    <w:p>
+      <w:pPr>
+        <w:spacing w:after="0"/>
+      </w:pPr>
+      <w:r>
+        <w:t>User Selects Mystery Card</w:t>
+      </w:r>
+    </w:p>
+    <w:p>
+      <w:pPr>
+        <w:spacing w:after="0"/>
+      </w:pPr>
+      <w:r>
         <w:t xml:space="preserve">        ↓</w:t>
       </w:r>
-      <w:r>
-        <w:br/>
-        <w:t>Progress Updated</w:t>
-      </w:r>
-      <w:r>
-        <w:br/>
+    </w:p>
+    <w:p>
+      <w:pPr>
+        <w:spacing w:after="0"/>
+      </w:pPr>
+      <w:r>
+        <w:t>Hint Displayed</w:t>
+      </w:r>
+    </w:p>
+    <w:p>
+      <w:pPr>
+        <w:spacing w:after="0"/>
+      </w:pPr>
+      <w:r>
         <w:t xml:space="preserve">        ↓</w:t>
       </w:r>
-      <w:r>
-        <w:br/>
-        <w:t>User Continues Exploring Ecosystem</w:t>
-      </w:r>
-    </w:p>
-    <w:p>
-      <w:r>
-        <w:t>This flow represents the core discovery interaction of the application.</w:t>
-      </w:r>
-    </w:p>
-    <w:p>
-      <w:pPr>
+    </w:p>
+    <w:p>
+      <w:pPr>
+        <w:spacing w:after="0"/>
+      </w:pPr>
+      <w:r>
+        <w:t>User Clicks Animal in Scene</w:t>
+      </w:r>
+    </w:p>
+    <w:p>
+      <w:pPr>
+        <w:spacing w:after="0"/>
+      </w:pPr>
+      <w:r>
+        <w:t xml:space="preserve">        ↓</w:t>
+      </w:r>
+    </w:p>
+    <w:p>
+      <w:pPr>
+        <w:spacing w:after="0"/>
+      </w:pPr>
+      <w:r>
+        <w:t>Correct → Sticker Unlocked → Progress Updated</w:t>
+      </w:r>
+    </w:p>
+    <w:p>
+      <w:pPr>
+        <w:spacing w:after="0"/>
+      </w:pPr>
+      <w:r>
+        <w:t xml:space="preserve">        ↓</w:t>
+      </w:r>
+    </w:p>
+    <w:p>
+      <w:pPr>
+        <w:spacing w:after="0"/>
+      </w:pPr>
+      <w:r>
+        <w:t>Wrong → Next Hint OR Card Fails</w:t>
+      </w:r>
+    </w:p>
+    <w:p>
+      <w:pPr>
+        <w:spacing w:after="0"/>
+      </w:pPr>
+      <w:r>
+        <w:t xml:space="preserve">        ↓</w:t>
+      </w:r>
+    </w:p>
+    <w:p>
+      <w:pPr>
+        <w:spacing w:after="0"/>
+      </w:pPr>
+      <w:r>
+        <w:t>Repeat Until All Cards Complete OR Timer Ends</w:t>
+      </w:r>
+    </w:p>
+    <w:p>
+      <w:pPr>
+        <w:spacing w:after="0"/>
+      </w:pPr>
+      <w:r>
+        <w:lastRenderedPageBreak/>
+        <w:t xml:space="preserve">        ↓</w:t>
+      </w:r>
+    </w:p>
+    <w:p>
+      <w:pPr>
+        <w:spacing w:after="0"/>
         <w:rPr>
           <w:b/>
           <w:bCs/>
         </w:rPr>
       </w:pPr>
+      <w:r>
+        <w:t>End Screen Displayed (Results)</w:t>
+      </w:r>
+      <w:r>
+        <w:br/>
+      </w:r>
+      <w:r>
+        <w:br/>
+      </w:r>
     </w:p>
     <w:p>
       <w:pPr>
@@ -537,128 +754,155 @@
       </w:r>
     </w:p>
     <w:p>
-      <w:r>
-        <w:t>The MVP interaction flow is designed to be simple and intuitive for young learners.</w:t>
-      </w:r>
-    </w:p>
-    <w:p>
-      <w:pPr>
-        <w:numPr>
-          <w:ilvl w:val="0"/>
-          <w:numId w:val="5"/>
-        </w:numPr>
-      </w:pPr>
-      <w:r>
-        <w:t>The user opens the Ecosystem Discovery Application.</w:t>
-      </w:r>
-    </w:p>
-    <w:p>
-      <w:pPr>
-        <w:numPr>
-          <w:ilvl w:val="0"/>
-          <w:numId w:val="5"/>
-        </w:numPr>
-      </w:pPr>
-      <w:r>
-        <w:t>The home screen introduces the ecosystem learning experience.</w:t>
-      </w:r>
-    </w:p>
-    <w:p>
-      <w:pPr>
-        <w:numPr>
-          <w:ilvl w:val="0"/>
-          <w:numId w:val="5"/>
-        </w:numPr>
-      </w:pPr>
-      <w:r>
-        <w:t>The user enters the ecosystem scene.</w:t>
-      </w:r>
-    </w:p>
-    <w:p>
-      <w:pPr>
-        <w:numPr>
-          <w:ilvl w:val="0"/>
-          <w:numId w:val="5"/>
-        </w:numPr>
-      </w:pPr>
-      <w:r>
-        <w:t>The ecosystem environment displays animals within their natural habitat zones.</w:t>
-      </w:r>
-    </w:p>
-    <w:p>
-      <w:pPr>
-        <w:numPr>
-          <w:ilvl w:val="0"/>
-          <w:numId w:val="5"/>
-        </w:numPr>
-      </w:pPr>
-      <w:r>
-        <w:t>The user clicks on an animal.</w:t>
-      </w:r>
-    </w:p>
-    <w:p>
-      <w:pPr>
-        <w:numPr>
-          <w:ilvl w:val="0"/>
-          <w:numId w:val="5"/>
-        </w:numPr>
-      </w:pPr>
-      <w:r>
-        <w:lastRenderedPageBreak/>
-        <w:t>The system displays educational information about the selected animal.</w:t>
-      </w:r>
-    </w:p>
-    <w:p>
-      <w:pPr>
-        <w:numPr>
-          <w:ilvl w:val="0"/>
-          <w:numId w:val="5"/>
-        </w:numPr>
-      </w:pPr>
-      <w:r>
-        <w:t>The corresponding sticker is unlocked in the sticker book.</w:t>
-      </w:r>
-    </w:p>
-    <w:p>
-      <w:pPr>
-        <w:numPr>
-          <w:ilvl w:val="0"/>
-          <w:numId w:val="5"/>
-        </w:numPr>
-      </w:pPr>
-      <w:r>
-        <w:t>The discovery progress tracker updates.</w:t>
-      </w:r>
-    </w:p>
-    <w:p>
-      <w:pPr>
-        <w:numPr>
-          <w:ilvl w:val="0"/>
-          <w:numId w:val="5"/>
-        </w:numPr>
-      </w:pPr>
-      <w:r>
-        <w:t>The user continues exploring the ecosystem to discover additional animals.</w:t>
-      </w:r>
-    </w:p>
-    <w:p>
-      <w:pPr>
+      <w:pPr>
+        <w:spacing w:after="0"/>
+      </w:pPr>
+      <w:r>
+        <w:t>The MVP interaction flow is designed to be simple, engaging, and intuitive for young learners.</w:t>
+      </w:r>
+    </w:p>
+    <w:p>
+      <w:pPr>
+        <w:spacing w:after="0"/>
+      </w:pPr>
+    </w:p>
+    <w:p>
+      <w:pPr>
+        <w:spacing w:after="0"/>
+      </w:pPr>
+      <w:r>
+        <w:t>1. The user opens the Ecosystem Discovery Application.</w:t>
+      </w:r>
+    </w:p>
+    <w:p>
+      <w:pPr>
+        <w:spacing w:after="0"/>
+      </w:pPr>
+      <w:r>
+        <w:t>2. The home screen introduces the learning experience.</w:t>
+      </w:r>
+    </w:p>
+    <w:p>
+      <w:pPr>
+        <w:spacing w:after="0"/>
+      </w:pPr>
+      <w:r>
+        <w:t>3. The user navigates to the game page.</w:t>
+      </w:r>
+    </w:p>
+    <w:p>
+      <w:pPr>
+        <w:spacing w:after="0"/>
+      </w:pPr>
+      <w:r>
+        <w:t>4. The user presses the Start button to begin the game.</w:t>
+      </w:r>
+    </w:p>
+    <w:p>
+      <w:pPr>
+        <w:spacing w:after="0"/>
+      </w:pPr>
+      <w:r>
+        <w:t>5. A countdown timer begins.</w:t>
+      </w:r>
+    </w:p>
+    <w:p>
+      <w:pPr>
+        <w:spacing w:after="0"/>
+      </w:pPr>
+      <w:r>
+        <w:t>6. The user selects a mystery card representing a hidden animal.</w:t>
+      </w:r>
+    </w:p>
+    <w:p>
+      <w:pPr>
+        <w:spacing w:after="0"/>
+      </w:pPr>
+      <w:r>
+        <w:t>7. The system displays a hint related to the selected animal.</w:t>
+      </w:r>
+    </w:p>
+    <w:p>
+      <w:pPr>
+        <w:spacing w:after="0"/>
+      </w:pPr>
+      <w:r>
+        <w:t>8. The user clicks an animal in the ecosystem scene.</w:t>
+      </w:r>
+    </w:p>
+    <w:p>
+      <w:pPr>
+        <w:spacing w:after="0"/>
+      </w:pPr>
+      <w:r>
+        <w:t>9. If correct:</w:t>
+      </w:r>
+    </w:p>
+    <w:p>
+      <w:pPr>
+        <w:spacing w:after="0"/>
+      </w:pPr>
+      <w:r>
+        <w:t xml:space="preserve">   • The card flips and the sticker is unlocked</w:t>
+      </w:r>
+    </w:p>
+    <w:p>
+      <w:pPr>
+        <w:spacing w:after="0"/>
+      </w:pPr>
+      <w:r>
+        <w:t xml:space="preserve">   • Progress is updated</w:t>
+      </w:r>
+    </w:p>
+    <w:p>
+      <w:pPr>
+        <w:spacing w:after="0"/>
+      </w:pPr>
+      <w:r>
+        <w:t>10. If incorrect:</w:t>
+      </w:r>
+    </w:p>
+    <w:p>
+      <w:pPr>
+        <w:spacing w:after="0"/>
+      </w:pPr>
+      <w:r>
+        <w:t xml:space="preserve">   • The system provides feedback and reveals additional hints</w:t>
+      </w:r>
+    </w:p>
+    <w:p>
+      <w:pPr>
+        <w:spacing w:after="0"/>
+      </w:pPr>
+      <w:r>
+        <w:t xml:space="preserve">   • If all hints are used, the card is marked as failed</w:t>
+      </w:r>
+    </w:p>
+    <w:p>
+      <w:pPr>
+        <w:spacing w:after="0"/>
+      </w:pPr>
+      <w:r>
+        <w:t>11. The user continues until all cards are completed or time expires.</w:t>
+      </w:r>
+    </w:p>
+    <w:p>
+      <w:pPr>
+        <w:spacing w:after="0"/>
         <w:rPr>
           <w:b/>
           <w:bCs/>
         </w:rPr>
       </w:pPr>
       <w:r>
-        <w:t>This interaction loop represents the core learning activity of the application.</w:t>
-      </w:r>
-    </w:p>
-    <w:p>
-      <w:pPr>
-        <w:rPr>
-          <w:b/>
-          <w:bCs/>
-        </w:rPr>
-      </w:pPr>
+        <w:t>12. The system displays an end screen with results.</w:t>
+      </w:r>
+      <w:r>
+        <w:br/>
+      </w:r>
+      <w:r>
+        <w:br/>
+      </w:r>
     </w:p>
     <w:p>
       <w:pPr>
@@ -677,7 +921,7 @@
     </w:p>
     <w:p>
       <w:r>
-        <w:t>The selected MVP features represent the minimum functionality required to deliver the educational objective of the system.</w:t>
+        <w:t>The selected MVP features represent the minimum functionality required to deliver the educational objective of the system while incorporating interactive gameplay elements.</w:t>
       </w:r>
     </w:p>
     <w:p>
@@ -686,60 +930,41 @@
       </w:r>
     </w:p>
     <w:p>
-      <w:pPr>
-        <w:numPr>
-          <w:ilvl w:val="0"/>
-          <w:numId w:val="6"/>
-        </w:numPr>
-      </w:pPr>
-      <w:r>
-        <w:t>Explore an ecosystem environment</w:t>
-      </w:r>
-    </w:p>
-    <w:p>
-      <w:pPr>
-        <w:numPr>
-          <w:ilvl w:val="0"/>
-          <w:numId w:val="6"/>
-        </w:numPr>
-      </w:pPr>
-      <w:r>
-        <w:t>Discover animals through interaction</w:t>
-      </w:r>
-    </w:p>
-    <w:p>
-      <w:pPr>
-        <w:numPr>
-          <w:ilvl w:val="0"/>
-          <w:numId w:val="6"/>
-        </w:numPr>
-      </w:pPr>
-      <w:r>
-        <w:t>Learn ecological information</w:t>
-      </w:r>
-    </w:p>
-    <w:p>
-      <w:pPr>
-        <w:numPr>
-          <w:ilvl w:val="0"/>
-          <w:numId w:val="6"/>
-        </w:numPr>
-      </w:pPr>
-      <w:r>
-        <w:t>Receive visual rewards through the sticker collection system</w:t>
-      </w:r>
-    </w:p>
-    <w:p>
-      <w:r>
-        <w:t>By focusing on these essential interactions, the MVP demonstrates the core concept of the application while avoiding unnecessary complexity during early development.</w:t>
-      </w:r>
-    </w:p>
-    <w:p>
-      <w:r>
-        <w:t>This approach allows the development team to build a working and testable version of the system quickly, while leaving room for future improvements.</w:t>
-      </w:r>
-    </w:p>
-    <w:p/>
+      <w:r>
+        <w:t>• Engage with a structured and interactive learning experience</w:t>
+      </w:r>
+    </w:p>
+    <w:p>
+      <w:r>
+        <w:t>• Identify animals using hints and critical thinking</w:t>
+      </w:r>
+    </w:p>
+    <w:p>
+      <w:r>
+        <w:t>• Learn ecological information through guided discovery</w:t>
+      </w:r>
+    </w:p>
+    <w:p>
+      <w:r>
+        <w:t>• Receive visual rewards through the sticker collection system</w:t>
+      </w:r>
+    </w:p>
+    <w:p>
+      <w:r>
+        <w:t>• Reinforce learning through repetition and feedback</w:t>
+      </w:r>
+    </w:p>
+    <w:p>
+      <w:r>
+        <w:t>By focusing on a hint-based game, timer system, and visual feedback, the MVP enhances engagement compared to simple click-based exploration while remaining manageable within the project scope.</w:t>
+      </w:r>
+    </w:p>
+    <w:p>
+      <w:r>
+        <w:lastRenderedPageBreak/>
+        <w:t>This approach ensures that the system is both educational and engaging, while demonstrating key software engineering concepts such as MVC architecture, state management, and backend data integration.</w:t>
+      </w:r>
+    </w:p>
     <w:sectPr>
       <w:pgSz w:w="12240" w:h="15840"/>
       <w:pgMar w:top="1440" w:right="1440" w:bottom="1440" w:left="1440" w:header="708" w:footer="708" w:gutter="0"/>
